--- a/Вето № 81 — личные обращения/02. Административное исковое заявление (от частного лица).docx
+++ b/Вето № 81 — личные обращения/02. Административное исковое заявление (от частного лица).docx
@@ -188,7 +188,7 @@
           <w:i w:val="0"/>
           <w:sz w:val="24"/>
         </w:rPr>
-        <w:t>1.3. 30.10.2026 Губернатор штата Сан-Андреас подписал Указ № 81 «Об отклонении закона (вето)» (далее — Указ) — предмет настоящего спора.</w:t>
+        <w:t>1.3. 30.10.2026 в 23:42 Губернатор штата Сан-Андреас официально опубликовал (подал) Указ № 81 «Об отклонении закона (вето)» (далее — Указ) — предмет настоящего спора.</w:t>
       </w:r>
     </w:p>
     <w:p>
@@ -292,7 +292,7 @@
           <w:i w:val="0"/>
           <w:sz w:val="24"/>
         </w:rPr>
-        <w:t xml:space="preserve"> Оспариваемое решение принято 30.10.2026; заявление подаётся 31.10.2026, то есть в пределах 48 часов (п. 2 ч. 1 ст. 33).</w:t>
+        <w:t xml:space="preserve"> Указ официально опубликован 30.10.2026 в 23:42. Заявление подаётся 31.10.2026, то есть в пределах 48 часов со дня издания оспариваемого решения (п. 2 ч. 1 ст. 33 КЗ «О судебной системе»). Нарушение является длящимся: закон не подписан и не обнародован на момент подачи.</w:t>
       </w:r>
     </w:p>
     <w:p>
@@ -600,7 +600,7 @@
           <w:i w:val="0"/>
           <w:sz w:val="24"/>
         </w:rPr>
-        <w:t>Право вето применяется «в течение двух дней с момента поступления закона». Законопроект датирован 21.10.2026, Указ — 30.10.2026. Если закон поступил ранее 28.10.2026, срок истёк, и Указ издан с нарушением ч. 4 ст. 80. Дата поступления устанавливается по сопроводительному письму Сената, которое Истец просит истребовать.</w:t>
+        <w:t>Право вето применяется «в течение двух дней с момента поступления закона». Указ официально опубликован 30.10.2026 в 23:42. Если закон поступил Губернатору 28.10.2026 ранее 23:42, двухдневный срок истёк, и Указ издан с нарушением ч. 4 ст. 80. Дата поступления устанавливается по сопроводительному письму Сената, которое Истец просит истребовать (Раздел III).</w:t>
       </w:r>
     </w:p>
     <w:p>
@@ -932,7 +932,7 @@
           <w:i w:val="0"/>
           <w:sz w:val="24"/>
         </w:rPr>
-        <w:t>1. Указ Губернатора № 81 от 30.10.2026 — полный текст и скриншот публикации (гиперссылка). Подтверждает: отсутствие мотивировки, ссылку на ч. 4 ст. 80, незаполненный реквизит «дата», расхождение наименования и резолюции.</w:t>
+        <w:t>1. Указ Губернатора № 81 от 30.10.2026 — полный текст и скриншот официальной публикации от 30.10.2026 в 23:42 (гиперссылка). Подтверждает: отсутствие мотивировки, ссылку на ч. 4 ст. 80, незаполненный реквизит «дата», расхождение наименования и резолюции.</w:t>
       </w:r>
     </w:p>
     <w:p>
